--- a/p3/P3_Holiday_Program_Guide.docx
+++ b/p3/P3_Holiday_Program_Guide.docx
@@ -5145,7 +5145,7 @@
                 <w:sz w:val="20"/>
                 <w:szCs w:val="20"/>
               </w:rPr>
-              <w:t xml:space="preserve">Tutor builds the bars on a shared slide. Each child uses Lego bricks, coins or paper strips at home, and a whiteboard or paper to draw bars.</w:t>
+              <w:t xml:space="preserve">Tutor builds the bars on a shared slide. Each child uses Lego bricks, coins or paper strips at home, and a whiteboard or paper to draw bars. Print the workbook before the lesson. Pairs work in one breakout room for 10 minutes, then return for the check slide.</w:t>
             </w:r>
           </w:p>
         </w:tc>
@@ -5284,7 +5284,7 @@
                 <w:sz w:val="20"/>
                 <w:szCs w:val="20"/>
               </w:rPr>
-              <w:t xml:space="preserve">Children use 25 small things at home (dried beans, buttons, LEGO bricks) and a few cups or bowls. Share the screen for the slides; children hold whiteboards up to the camera.</w:t>
+              <w:t xml:space="preserve">Children use 25 small things at home (dried beans, buttons, LEGO bricks) and a few cups or bowls. Share the screen for the slides; children hold whiteboards up to the camera. Print the workbook before the lesson. Pairs work in one breakout room for 10 minutes, then return for the check slide.</w:t>
             </w:r>
           </w:p>
         </w:tc>
@@ -5390,7 +5390,7 @@
                 <w:sz w:val="20"/>
                 <w:szCs w:val="20"/>
               </w:rPr>
-              <w:t xml:space="preserve">7 paper strips per child, all the same length (24 cm works well), ruler, coloured pencils, scissors, mini whiteboards.</w:t>
+              <w:t xml:space="preserve">The printed fraction strip page (7 strips per child, all the same length, 24 cm), coloured pencils, scissors, mini whiteboards.</w:t>
             </w:r>
           </w:p>
         </w:tc>
@@ -5423,7 +5423,7 @@
                 <w:sz w:val="20"/>
                 <w:szCs w:val="20"/>
               </w:rPr>
-              <w:t xml:space="preserve">Children cut seven 24 cm strips from A4 paper before the lesson (or print the fraction strip page). Marks every 12, 8, 6, 4, 3 and 2 cm give halves, thirds, quarters, sixths, eighths and twelfths. Share the screen for the slides.</w:t>
+              <w:t xml:space="preserve">Send the printed fraction strip page instead of asking children to measure and cut strips. Marks every 12, 8, 6, 4, 3 and 2 cm give halves, thirds, quarters, sixths, eighths and twelfths. Share the screen for the slides. Print the workbook before the lesson. Pairs work in one breakout room for 10 minutes, then return for the check slide.</w:t>
             </w:r>
           </w:p>
         </w:tc>
@@ -5701,7 +5701,7 @@
                 <w:sz w:val="20"/>
                 <w:szCs w:val="20"/>
               </w:rPr>
-              <w:t xml:space="preserve">Each child folds a right-angle checker on camera and goes on a 2-minute right-angle hunt at home; the tutor shares the grid slides to draw on.</w:t>
+              <w:t xml:space="preserve">Each child folds a right-angle checker on camera and goes on a 2-minute right-angle hunt at home; the tutor shares the grid slides to draw on. Print the workbook before the lesson. Pairs work in one breakout room for 10 minutes, then return for the check slide.</w:t>
             </w:r>
           </w:p>
         </w:tc>
@@ -5946,7 +5946,7 @@
                 <w:sz w:val="20"/>
                 <w:szCs w:val="20"/>
               </w:rPr>
-              <w:t xml:space="preserve">Puzzle cards for 4 stations (graph, logic, list, measure), digit cards 0 to 9, a 1 m 20 cm string, play money, squared paper, mini whiteboards, certificates, stamps.</w:t>
+              <w:t xml:space="preserve">Puzzle cards for 2 stations (list, measure), digit cards 0 to 9 (or paper cards), squared paper, mini whiteboards, certificates, stamps.</w:t>
             </w:r>
           </w:p>
         </w:tc>
@@ -5979,7 +5979,7 @@
                 <w:sz w:val="20"/>
                 <w:szCs w:val="20"/>
               </w:rPr>
-              <w:t xml:space="preserve">Each breakout pair gets one station card on screen and reports back; logic grids and graphs are shared on screen and annotated together.</w:t>
+              <w:t xml:space="preserve">Two stations, 7 minutes each. Pairs stay in one breakout room, and the tutor shares the next station card when the timer ends. No physical materials beyond paper. Logic grids and graphs are shared on screen and annotated together.</w:t>
             </w:r>
           </w:p>
         </w:tc>
@@ -18927,7 +18927,7 @@
           <w:sz w:val="20"/>
           <w:szCs w:val="20"/>
         </w:rPr>
-        <w:t xml:space="preserve">Table: 7, 4, 1, 8, 5, 2, 9, 6, 3, 0 (from 7, 14, 21, 28, 35, 42, 49, 56, 63, 70): all ten digits, each once  (a) 3 and 9 (the 3s: 3, 6, 9, 2, 5, 8, 1, 4, 7, 0; the 9s: 9, 8, 7 … 0). Tables 2, 4, 6, 8 give only even last digits; the 5s give only 5 and 0.  (b) 2, because 7 × 6 = 42 (7 × 46 = 322).</w:t>
+        <w:t xml:space="preserve">Table: 7, 4, 1, 8, 5, 2, 9, 6, 3, 0 (from 7, 14, 21, 28, 35, 42, 49, 56, 63, 70): all ten digits, each once  (a) 3 and 9 (the 3s: 3, 6, 9, 2, 5, 8, 1, 4, 7, 0; the 9s: 9, 8, 7 … 0). The 6s give only even last digits (and the 2s, 4s and 8s do too); the 5s give only 5 and 0.  (b) 2, because 7 × 6 = 42 (7 × 46 = 322).</w:t>
       </w:r>
     </w:p>
     <w:p>
@@ -19371,7 +19371,7 @@
                 <w:sz w:val="20"/>
                 <w:szCs w:val="20"/>
               </w:rPr>
-              <w:t xml:space="preserve">Tutor builds the bars on a shared slide. Each child uses Lego bricks, coins or paper strips at home, and a whiteboard or paper to draw bars.</w:t>
+              <w:t xml:space="preserve">Tutor builds the bars on a shared slide. Each child uses Lego bricks, coins or paper strips at home, and a whiteboard or paper to draw bars. Print the workbook before the lesson. Pairs work in one breakout room for 10 minutes, then return for the check slide.</w:t>
             </w:r>
           </w:p>
         </w:tc>
@@ -22026,7 +22026,7 @@
                 <w:sz w:val="20"/>
                 <w:szCs w:val="20"/>
               </w:rPr>
-              <w:t xml:space="preserve">Workbook Think Harder 4: Mei is 8 years old. Her mother is 36. How old will Mei be when her mother is 3 times as old as Mei?</w:t>
+              <w:t xml:space="preserve">Workbook Think Harder 4: A bag of rice and a bag of flour weigh 9 kg altogether. The rice is 3 kg heavier than the flour. How heavy is each bag?</w:t>
             </w:r>
           </w:p>
         </w:tc>
@@ -22059,7 +22059,7 @@
                 <w:sz w:val="20"/>
                 <w:szCs w:val="20"/>
               </w:rPr>
-              <w:t xml:space="preserve">14. The difference, 28 years, never changes. Mother 3 units, Mei 1 unit, so 2 units = 28 and Mei is 14 (mother 42).</w:t>
+              <w:t xml:space="preserve">Flour 3 kg, rice 6 kg (9 − 3 = 6, 6 ÷ 2 = 3).</w:t>
             </w:r>
           </w:p>
         </w:tc>
@@ -22168,7 +22168,7 @@
                 <w:sz w:val="20"/>
                 <w:szCs w:val="20"/>
               </w:rPr>
-              <w:t xml:space="preserve">Workbook Challenge 6: Ali has $60 more than Ben. Ali spends $15 and Ben spends $35. Now Ali has 5 times as much money as Ben. How much money did Ben have at first?</w:t>
+              <w:t xml:space="preserve">Workbook Challenge 6: A pen costs $3 more than a ruler. Mei buys 2 pens and 2 rulers for $18. How much does one pen cost?</w:t>
             </w:r>
           </w:p>
         </w:tc>
@@ -22201,7 +22201,7 @@
                 <w:sz w:val="20"/>
                 <w:szCs w:val="20"/>
               </w:rPr>
-              <w:t xml:space="preserve">$55. The difference grows to $60 + $20 = $80 = 4 units, so Ben now has $20 and had $55 (Ali had $115).</w:t>
+              <w:t xml:space="preserve">$6. 2 pens and 2 rulers is 2 pairs, so one pen and one ruler cost $9. The pen is $3 more, so take away $3: $6 is 2 equal parts, a ruler costs $3 and a pen costs $6. Check: 2 × 6 + 2 × 3 = 18.</w:t>
             </w:r>
           </w:p>
         </w:tc>
@@ -23084,7 +23084,7 @@
           <w:sz w:val="20"/>
           <w:szCs w:val="20"/>
         </w:rPr>
-        <w:t xml:space="preserve">(a) The difference: $45 − $18 = $27 stays the same  (b) After: Ali 2 units, Ben 1 unit, so 1 unit = $27. Ben now has $27, so Grandma gave each boy $27 − $18 = $9. Check: $54 = 2 × $27.</w:t>
+        <w:t xml:space="preserve">(a) $27 (Ali $55, Ben $28)  (b) $27  (c) The difference stays the same, because both boys got the same amount.</w:t>
       </w:r>
     </w:p>
     <w:p>
@@ -23428,7 +23428,7 @@
                 <w:sz w:val="20"/>
                 <w:szCs w:val="20"/>
               </w:rPr>
-              <w:t xml:space="preserve">Children use 25 small things at home (dried beans, buttons, LEGO bricks) and a few cups or bowls. Share the screen for the slides; children hold whiteboards up to the camera.</w:t>
+              <w:t xml:space="preserve">Children use 25 small things at home (dried beans, buttons, LEGO bricks) and a few cups or bowls. Share the screen for the slides; children hold whiteboards up to the camera. Print the workbook before the lesson. Pairs work in one breakout room for 10 minutes, then return for the check slide.</w:t>
             </w:r>
           </w:p>
         </w:tc>
@@ -26083,7 +26083,7 @@
                 <w:sz w:val="20"/>
                 <w:szCs w:val="20"/>
               </w:rPr>
-              <w:t xml:space="preserve">Workbook Think Harder 4: A boat can carry 9 people. 100 people want to cross the river. How many trips must the boat make?</w:t>
+              <w:t xml:space="preserve">Workbook Think Harder 4: A boat can carry 9 people at a time. 100 people want to cross the river. How many boatloads are needed?</w:t>
             </w:r>
           </w:p>
         </w:tc>
@@ -26116,7 +26116,7 @@
                 <w:sz w:val="20"/>
                 <w:szCs w:val="20"/>
               </w:rPr>
-              <w:t xml:space="preserve">12 trips (100 ÷ 9 = 11 r 1; the last person needs a trip too)</w:t>
+              <w:t xml:space="preserve">12 boatloads (100 ÷ 9 = 11 r 1; the last person needs a boatload too)</w:t>
             </w:r>
           </w:p>
         </w:tc>
@@ -27411,7 +27411,7 @@
                 <w:sz w:val="20"/>
                 <w:szCs w:val="20"/>
               </w:rPr>
-              <w:t xml:space="preserve">7 paper strips per child, all the same length (24 cm works well), ruler, coloured pencils, scissors, mini whiteboards.</w:t>
+              <w:t xml:space="preserve">The printed fraction strip page (7 strips per child, all the same length, 24 cm), coloured pencils, scissors, mini whiteboards.</w:t>
             </w:r>
           </w:p>
         </w:tc>
@@ -27485,7 +27485,7 @@
                 <w:sz w:val="20"/>
                 <w:szCs w:val="20"/>
               </w:rPr>
-              <w:t xml:space="preserve">Children cut seven 24 cm strips from A4 paper before the lesson (or print the fraction strip page). Marks every 12, 8, 6, 4, 3 and 2 cm give halves, thirds, quarters, sixths, eighths and twelfths. Share the screen for the slides.</w:t>
+              <w:t xml:space="preserve">Send the printed fraction strip page instead of asking children to measure and cut strips. Marks every 12, 8, 6, 4, 3 and 2 cm give halves, thirds, quarters, sixths, eighths and twelfths. Share the screen for the slides. Print the workbook before the lesson. Pairs work in one breakout room for 10 minutes, then return for the check slide.</w:t>
             </w:r>
           </w:p>
         </w:tc>
@@ -35581,7 +35581,7 @@
                 <w:sz w:val="20"/>
                 <w:szCs w:val="20"/>
               </w:rPr>
-              <w:t xml:space="preserve">Each child folds a right-angle checker on camera and goes on a 2-minute right-angle hunt at home; the tutor shares the grid slides to draw on.</w:t>
+              <w:t xml:space="preserve">Each child folds a right-angle checker on camera and goes on a 2-minute right-angle hunt at home; the tutor shares the grid slides to draw on. Print the workbook before the lesson. Pairs work in one breakout room for 10 minutes, then return for the check slide.</w:t>
             </w:r>
           </w:p>
         </w:tc>
@@ -38193,7 +38193,7 @@
                 <w:sz w:val="20"/>
                 <w:szCs w:val="20"/>
               </w:rPr>
-              <w:t xml:space="preserve">Workbook Think Harder 4: The # sign is made of 4 lines. How many pairs of parallel lines does it have? How many pairs of perpendicular lines?</w:t>
+              <w:t xml:space="preserve">Workbook Think Harder 4: The # sign is made of 4 lines: 2 upright lines and 2 lines across. How many pairs of parallel lines does it have? How many pairs of perpendicular lines?</w:t>
             </w:r>
           </w:p>
         </w:tc>
@@ -38264,7 +38264,7 @@
                 <w:sz w:val="20"/>
                 <w:szCs w:val="20"/>
               </w:rPr>
-              <w:t xml:space="preserve">Workbook Challenge 5: A 4-sided shape has 3 right angles. What can you say about its 4th angle? Can a 5-sided shape have exactly 3 right angles? Draw one.</w:t>
+              <w:t xml:space="preserve">Workbook Challenge 5: A 4-sided shape has 3 right angles. Draw it. Test the 4th angle with your checker. Can a 5-sided shape have exactly 3 right angles? Draw one.</w:t>
             </w:r>
           </w:p>
         </w:tc>
@@ -38297,7 +38297,7 @@
                 <w:sz w:val="20"/>
                 <w:szCs w:val="20"/>
               </w:rPr>
-              <w:t xml:space="preserve">The 4th angle is a right angle too (the shape is a rectangle). Yes: cut one corner off a rectangle with one slanted cut.</w:t>
+              <w:t xml:space="preserve">The 4th angle is a right angle too (it is a rectangle). Yes: cut one corner off a rectangle with one slanted cut.</w:t>
             </w:r>
           </w:p>
         </w:tc>
@@ -38439,7 +38439,7 @@
                 <w:sz w:val="20"/>
                 <w:szCs w:val="20"/>
               </w:rPr>
-              <w:t xml:space="preserve">No. The most is 5, for example an L shape: walking round, the square corners all turn the same way, and 4 turns the same way bring you back to the start, so one corner of 6 must turn the other way (a dent).</w:t>
+              <w:t xml:space="preserve">No. The most is 5, for example an L shape. Children try to draw 6 square corners and always find a dent. A proof is not expected.</w:t>
             </w:r>
           </w:p>
         </w:tc>
@@ -40453,7 +40453,7 @@
           <w:sz w:val="21"/>
           <w:szCs w:val="21"/>
         </w:rPr>
-        <w:t xml:space="preserve">2. Each friend drinks 250 ml of punch. Buy enough punch.</w:t>
+        <w:t xml:space="preserve">2. Each friend drinks 250 ml of punch. Buy at least 2 ℓ of punch (any number of bottles).</w:t>
       </w:r>
     </w:p>
     <w:p>
@@ -40479,7 +40479,7 @@
           <w:sz w:val="21"/>
           <w:szCs w:val="21"/>
         </w:rPr>
-        <w:t xml:space="preserve">3. Buy at least one food. Spend as close to $20 as you can.</w:t>
+        <w:t xml:space="preserve">3. Buy at least one food. You may buy more than one of an item. Spend as close to $20 as you can.</w:t>
       </w:r>
     </w:p>
     <w:p>
@@ -40825,7 +40825,7 @@
                 <w:sz w:val="20"/>
                 <w:szCs w:val="20"/>
               </w:rPr>
-              <w:t xml:space="preserve">8 × 250 ml = 2000 ml = 2 ℓ, so 1 bottle.</w:t>
+              <w:t xml:space="preserve">8 × 250 ml = 2000 ml = 2 ℓ, so at least 1 bottle. You may buy more.</w:t>
             </w:r>
           </w:p>
         </w:tc>
@@ -42248,7 +42248,7 @@
                 <w:sz w:val="20"/>
                 <w:szCs w:val="20"/>
               </w:rPr>
-              <w:t xml:space="preserve">Workbook Think Harder 4: Ben has only 20¢ and 50¢ coins. He has 9 coins worth $3 altogether. How many of each coin does he have?</w:t>
+              <w:t xml:space="preserve">Workbook Think Harder 4: Buses leave the interchange every 25 minutes. The first bus leaves at 06:40. The ride to school takes 35 minutes. Ravi must reach school by 08:30. Which is the latest bus he can take?</w:t>
             </w:r>
           </w:p>
         </w:tc>
@@ -42281,7 +42281,7 @@
                 <w:sz w:val="20"/>
                 <w:szCs w:val="20"/>
               </w:rPr>
-              <w:t xml:space="preserve">Four 50¢ coins and five 20¢ coins ($2 + $1 = $3)</w:t>
+              <w:t xml:space="preserve">The 07:55 bus (buses: 06:40, 07:05, 07:30, 07:55, 08:20; 07:55 + 35 min = 08:30; the 08:20 bus arrives at 08:55, too late).</w:t>
             </w:r>
           </w:p>
         </w:tc>
@@ -42461,7 +42461,7 @@
                 <w:sz w:val="20"/>
                 <w:szCs w:val="20"/>
               </w:rPr>
-              <w:t xml:space="preserve">Workbook Challenge 7: A clock is 10 minutes fast. A train leaves when this clock shows 13:05. The trip takes 1 h 40 min. What is the real time when the train arrives? Give it in 24-hour and 12-hour time.</w:t>
+              <w:t xml:space="preserve">Workbook Challenge 7: The clock at the station is 10 minutes fast. The train leaves when this clock shows 13:05. The trip takes 1 h 40 min. What is the real (correct) time when the train arrives? Give it in 24-hour and 12-hour time.</w:t>
             </w:r>
           </w:p>
         </w:tc>
@@ -43181,7 +43181,7 @@
           <w:sz w:val="20"/>
           <w:szCs w:val="20"/>
         </w:rPr>
-        <w:t xml:space="preserve">(a) 306 cm  (b) 2450 g  (c) 4 ℓ 80 ml  (d) 175 cm + 85 cm = 260 cm = 2 m 60 cm</w:t>
+        <w:t xml:space="preserve">(a) 306 cm  (b) 2450 g  (c) 4 ℓ 80 ml  (d) 4 × 65 cm = 260 cm; 300 cm − 260 cm = 40 cm</w:t>
       </w:r>
     </w:p>
     <w:p>
@@ -43231,7 +43231,7 @@
           <w:sz w:val="20"/>
           <w:szCs w:val="20"/>
         </w:rPr>
-        <w:t xml:space="preserve">(a) 4 × 65 cm = 260 cm = 2 m 60 cm  (b) 300 cm − 260 cm = 40 cm  (c) No: 40 cm is less than 65 cm. She needs 25 cm more.</w:t>
+        <w:t xml:space="preserve">(a) No: $7.85 + $6.90 + $5.50 = $20.25, which is 25¢ more than $20.  (b, if time) Book, pen set and puzzle: $19.35. Change: 65¢.</w:t>
       </w:r>
     </w:p>
     <w:p>
@@ -43256,7 +43256,7 @@
           <w:sz w:val="20"/>
           <w:szCs w:val="20"/>
         </w:rPr>
-        <w:t xml:space="preserve">(a) No: $7.85 + $6.90 + $5.50 = $20.25, which is 25¢ more than $20.  (b) Book, pen set and puzzle: $19.35. Change: 65¢.</w:t>
+        <w:t xml:space="preserve">(a) 07:15, 15:40, 8:05 p.m., 12:30  (b) 17 − 12 = 5, so 17:00 is 5 p.m., not 7 p.m.</w:t>
       </w:r>
     </w:p>
     <w:p>
@@ -43281,7 +43281,7 @@
           <w:sz w:val="20"/>
           <w:szCs w:val="20"/>
         </w:rPr>
-        <w:t xml:space="preserve">(a) 07:15, 15:40, 8:05 p.m., 12:30  (b) 17 − 12 = 5, so 17:00 is 5 p.m., not 7 p.m.</w:t>
+        <w:t xml:space="preserve">(a) 1 h 25 min (15 min + 1 h + 10 min)  (b) 17:25  (c) 19:25 (21:15 back 15 min = 21:00, back 1 h = 20:00, back 35 min = 19:25)</w:t>
       </w:r>
     </w:p>
     <w:p>
@@ -43306,32 +43306,7 @@
           <w:sz w:val="20"/>
           <w:szCs w:val="20"/>
         </w:rPr>
-        <w:t xml:space="preserve">(a) 1 h 25 min (15 min + 1 h + 10 min)  (b) 17:25  (c) 19:25 (21:15 back 15 min = 21:00, back 1 h = 20:00, back 35 min = 19:25)</w:t>
-      </w:r>
-    </w:p>
-    <w:p>
-      <w:pPr>
-        <w:keepLines/>
-        <w:spacing w:after="50" w:before="0" w:line="270" w:lineRule="auto"/>
-        <w:ind w:left="240"/>
-      </w:pPr>
-      <w:r>
-        <w:rPr>
-          <w:rFonts w:ascii="Arial" w:cs="Arial" w:eastAsia="Arial" w:hAnsi="Arial"/>
-          <w:b/>
-          <w:bCs/>
-          <w:sz w:val="20"/>
-          <w:szCs w:val="20"/>
-        </w:rPr>
-        <w:t xml:space="preserve">Q7  </w:t>
-      </w:r>
-      <w:r>
-        <w:rPr>
-          <w:rFonts w:ascii="Arial" w:cs="Arial" w:eastAsia="Arial" w:hAnsi="Arial"/>
-          <w:sz w:val="20"/>
-          <w:szCs w:val="20"/>
-        </w:rPr>
-        <w:t xml:space="preserve">(a) Buses: 06:40, 07:05, 07:30, 07:55, 08:20. Next bus 08:20; he waits 5 minutes.  (b) 08:55  (c) The 07:55 bus (07:55 + 35 min = 08:30).</w:t>
+        <w:t xml:space="preserve">(if time) (a) Buses: 06:40, 07:05, 07:30, 07:55, 08:20. Next bus 08:20; he waits 5 minutes.  (b) 08:55</w:t>
       </w:r>
     </w:p>
     <w:p>
@@ -43601,7 +43576,7 @@
                 <w:sz w:val="20"/>
                 <w:szCs w:val="20"/>
               </w:rPr>
-              <w:t xml:space="preserve">Puzzle cards for 4 stations (graph, logic, list, measure), digit cards 0 to 9, a 1 m 20 cm string, play money, squared paper, mini whiteboards, certificates, stamps.</w:t>
+              <w:t xml:space="preserve">Puzzle cards for 2 stations (list, measure), digit cards 0 to 9 (or paper cards), squared paper, mini whiteboards, certificates, stamps.</w:t>
             </w:r>
           </w:p>
         </w:tc>
@@ -43675,7 +43650,7 @@
                 <w:sz w:val="20"/>
                 <w:szCs w:val="20"/>
               </w:rPr>
-              <w:t xml:space="preserve">Each breakout pair gets one station card on screen and reports back; logic grids and graphs are shared on screen and annotated together.</w:t>
+              <w:t xml:space="preserve">Two stations, 7 minutes each. Pairs stay in one breakout room, and the tutor shares the next station card when the timer ends. No physical materials beyond paper. Logic grids and graphs are shared on screen and annotated together.</w:t>
             </w:r>
           </w:p>
         </w:tc>
@@ -44481,7 +44456,7 @@
           <w:sz w:val="21"/>
           <w:szCs w:val="21"/>
         </w:rPr>
-        <w:t xml:space="preserve">“Look at the four stations. Which one do you think will be the hardest? Write your guess, and we will see at the end.”</w:t>
+        <w:t xml:space="preserve">“Look at the two stations. Which one do you think will be harder? Write your guess, and we will see at the end.”</w:t>
       </w:r>
     </w:p>
     <w:p>
@@ -44507,7 +44482,7 @@
           <w:sz w:val="21"/>
           <w:szCs w:val="21"/>
         </w:rPr>
-        <w:t xml:space="preserve">1. Pick 2 of the 4 stations: Graph, Logic, List, Measure.</w:t>
+        <w:t xml:space="preserve">1. Two stations, 7 minutes each: List, then Measure.</w:t>
       </w:r>
     </w:p>
     <w:p>
@@ -44665,7 +44640,7 @@
           <w:sz w:val="21"/>
           <w:szCs w:val="21"/>
         </w:rPr>
-        <w:t xml:space="preserve">Graph station: “What does one space on the scale stand for?”</w:t>
+        <w:t xml:space="preserve">List station: “Start with the smallest digit in the hundreds place. How many numbers does each digit give?”</w:t>
       </w:r>
     </w:p>
     <w:p>
@@ -44691,7 +44666,7 @@
           <w:sz w:val="21"/>
           <w:szCs w:val="21"/>
         </w:rPr>
-        <w:t xml:space="preserve">Logic station: “Find a clue that tells you something for sure. Put a cross where it cannot be.”</w:t>
+        <w:t xml:space="preserve">Measure station: “Draw the three pieces. What if all three were the same? What is extra?”</w:t>
       </w:r>
     </w:p>
     <w:p>
@@ -45014,7 +44989,7 @@
                 <w:sz w:val="20"/>
                 <w:szCs w:val="20"/>
               </w:rPr>
-              <w:t xml:space="preserve">Measure station: how long is each piece of string?</w:t>
+              <w:t xml:space="preserve">Measure station: how long is each piece of ribbon?</w:t>
             </w:r>
           </w:p>
         </w:tc>

--- a/p3/P3_Holiday_Program_Guide.docx
+++ b/p3/P3_Holiday_Program_Guide.docx
@@ -9969,7 +9969,7 @@
                 <w:sz w:val="20"/>
                 <w:szCs w:val="20"/>
               </w:rPr>
-              <w:t xml:space="preserve">Workbook Challenge 5: How many 4-digit numbers have digits that add up to 4? Make a list in order.</w:t>
+              <w:t xml:space="preserve">Workbook Challenge 5: Make up your own "What number am I?" puzzle. Choose a secret 4-digit number and write 3 or 4 clues about its digits. Check that ONLY ONE number fits all your clues. Then swap with a partner.</w:t>
             </w:r>
           </w:p>
         </w:tc>
@@ -10002,7 +10002,7 @@
                 <w:sz w:val="20"/>
                 <w:szCs w:val="20"/>
               </w:rPr>
-              <w:t xml:space="preserve">20. Starting with 4: 1; with 3: 3; with 2: 6; with 1: 10 (1, 3, 6, 10: the jumps go up by 1 each time).</w:t>
+              <w:t xml:space="preserve">Answers vary. Check that every clue is true for the secret number and that the clues together leave only one number (list the numbers that fit clue 1, then cross out with clue 2, and so on). Example: "I am between 4000 and 5000. My hundreds digit is 1 less than my thousands digit. My ones digit is 3 times my tens digit. My digits add up to 15." The only number is 4326.</w:t>
             </w:r>
           </w:p>
         </w:tc>
@@ -14054,7 +14054,7 @@
                 <w:sz w:val="20"/>
                 <w:szCs w:val="20"/>
               </w:rPr>
-              <w:t xml:space="preserve">Workbook Challenge 5: ◆◆ + ●● + ▲▲ = ◆●▲. Different shapes are different digits. Find them.</w:t>
+              <w:t xml:space="preserve">Workbook Challenge 5: Make up your own missing-digits sum. Write a 4-digit + 4-digit addition that works, then rub out exactly 3 digits in 3 DIFFERENT columns and write boxes instead. Swap with a partner. Does your partner find only one answer? Explain why your sum has only one answer.</w:t>
             </w:r>
           </w:p>
         </w:tc>
@@ -14087,7 +14087,7 @@
                 <w:sz w:val="20"/>
                 <w:szCs w:val="20"/>
               </w:rPr>
-              <w:t xml:space="preserve">◆ = 1, ● = 9, ▲ = 8:  11 + 99 + 88 = 198</w:t>
+              <w:t xml:space="preserve">Answers vary. Check that the sum is true and that the boxes are in different columns, so that each column fixes one digit (3 boxes in the same column, or a box in the answer that can be anything, gives many answers). Example: 3517 + 2486 = 6003, rubbed out to □517 + 2□86 = 60□3. The only answer is 3517 + 2486 = 6003.</w:t>
             </w:r>
           </w:p>
         </w:tc>
@@ -18040,7 +18040,7 @@
                 <w:sz w:val="20"/>
                 <w:szCs w:val="20"/>
               </w:rPr>
-              <w:t xml:space="preserve">Workbook Challenge 5: Mei has between 40 and 60 sweets. She can share them equally among 6 friends with none left over. She can also share them equally among 9 friends with none left over. How many sweets does she have?</w:t>
+              <w:t xml:space="preserve">Workbook Challenge 5: Make up your own riddle: "I am a 2-digit number in the ___ times table …" Write 2 or 3 clues (about odd or even, the digits, being between two numbers). Check that only ONE number fits, by listing the table. Swap with a partner.</w:t>
             </w:r>
           </w:p>
         </w:tc>
@@ -18073,7 +18073,7 @@
                 <w:sz w:val="20"/>
                 <w:szCs w:val="20"/>
               </w:rPr>
-              <w:t xml:space="preserve">54. Numbers that work for 6 and 9 are 18, 36, 54, 72 …; only 54 is between 40 and 60.</w:t>
+              <w:t xml:space="preserve">Answers vary. Check that the secret number is in the table, every clue is true, and listing the table leaves exactly one number. Example: "I am a 2-digit number in the 7 times table. I am odd. My digits add up to 10." The 2-digit odd numbers in the 7 table are 21, 35, 49, 63, 77 and 91, and only 91 has digits that add up to 10.</w:t>
             </w:r>
           </w:p>
         </w:tc>
@@ -22097,7 +22097,7 @@
                 <w:sz w:val="20"/>
                 <w:szCs w:val="20"/>
               </w:rPr>
-              <w:t xml:space="preserve">Workbook Challenge 5: Ravi is 7 years old and his sister is 3. In how many years will their ages add up to 30?</w:t>
+              <w:t xml:space="preserve">Workbook Challenge 5: Make up your own before-and-after story about stickers or money, where one child gives some to another child. Draw its model, solve it and check it. Then change ONE number in your story. What changes in the answer, and what stays the same? Swap with a partner.</w:t>
             </w:r>
           </w:p>
         </w:tc>
@@ -22130,7 +22130,7 @@
                 <w:sz w:val="20"/>
                 <w:szCs w:val="20"/>
               </w:rPr>
-              <w:t xml:space="preserve">10 years. Now they add up to 10, and each year the total grows by 2. (17 + 13 = 30.)</w:t>
+              <w:t xml:space="preserve">Answers vary. Check that the model matches the story, the total is the same before and after, and the child can explain what changed. Example: Ali has 50 stickers and Ben has 20. Ali gives Ben some so that they have the same number. (Ali gives 15; the difference is 30 and half of it is 15.) If Ali had 60, he would give 20: the difference grows by 10 and the gift by 5.</w:t>
             </w:r>
           </w:p>
         </w:tc>
@@ -22168,7 +22168,7 @@
                 <w:sz w:val="20"/>
                 <w:szCs w:val="20"/>
               </w:rPr>
-              <w:t xml:space="preserve">Workbook Challenge 6: A pen costs $3 more than a ruler. Mei buys 2 pens and 2 rulers for $18. How much does one pen cost?</w:t>
+              <w:t xml:space="preserve">Workbook Challenge 6: Ravi is 7 years old and his sister is 3. In how many years will their ages add up to 30? Explain how you know.</w:t>
             </w:r>
           </w:p>
         </w:tc>
@@ -22201,7 +22201,7 @@
                 <w:sz w:val="20"/>
                 <w:szCs w:val="20"/>
               </w:rPr>
-              <w:t xml:space="preserve">$6. 2 pens and 2 rulers is 2 pairs, so one pen and one ruler cost $9. The pen is $3 more, so take away $3: $6 is 2 equal parts, a ruler costs $3 and a pen costs $6. Check: 2 × 6 + 2 × 3 = 18.</w:t>
+              <w:t xml:space="preserve">10 years. Now they add up to 10, and each year the total grows by 2 (one year for each child). 30 − 10 = 20, and 20 ÷ 2 = 10. Check: 17 + 13 = 30.</w:t>
             </w:r>
           </w:p>
         </w:tc>
@@ -26154,7 +26154,7 @@
                 <w:sz w:val="20"/>
                 <w:szCs w:val="20"/>
               </w:rPr>
-              <w:t xml:space="preserve">Workbook Challenge 5: A number is divided by 6. The answer and the remainder are the same number, and it is not 0. Find all the numbers it could be.</w:t>
+              <w:t xml:space="preserve">Workbook Challenge 5: Make up your own remainder riddle: "I am a number between ___ and ___. When I am divided by ___ the remainder is ___. When I am divided by ___ the remainder is ___." Check that only ONE number fits, by listing the numbers for the first clue and testing them. Swap with a partner.</w:t>
             </w:r>
           </w:p>
         </w:tc>
@@ -26187,7 +26187,7 @@
                 <w:sz w:val="20"/>
                 <w:szCs w:val="20"/>
               </w:rPr>
-              <w:t xml:space="preserve">7, 14, 21, 28 and 35 (1 r 1, 2 r 2, 3 r 3, 4 r 4, 5 r 5; the remainder cannot be 6 or more)</w:t>
+              <w:t xml:space="preserve">Answers vary. Check that the secret number is correct for both clues and that the list of numbers for clue 1, tested with clue 2, leaves exactly one. Example: "I am between 20 and 50. When I am divided by 5 the remainder is 2. When I am divided by 6 the remainder is 4." Numbers with remainder 2 when divided by 5: 22, 27, 32, 37, 42, 47. Only 22 leaves remainder 4 when divided by 6 (22 = 3 × 6 + 4). If the range were 20 to 60, then 52 would also fit, so the range matters.</w:t>
             </w:r>
           </w:p>
         </w:tc>
@@ -26225,7 +26225,7 @@
                 <w:sz w:val="20"/>
                 <w:szCs w:val="20"/>
               </w:rPr>
-              <w:t xml:space="preserve">Workbook Challenge 6: Today is Monday. What day of the week will it be 100 days from today?</w:t>
+              <w:t xml:space="preserve">Workbook Challenge 6: Today is Monday. What day of the week will it be 100 days from today? What day of the week was it 100 days ago? Explain how you know.</w:t>
             </w:r>
           </w:p>
         </w:tc>
@@ -26258,7 +26258,7 @@
                 <w:sz w:val="20"/>
                 <w:szCs w:val="20"/>
               </w:rPr>
-              <w:t xml:space="preserve">Wednesday (100 ÷ 7 = 14 r 2: after 14 weeks it is Monday again, then 2 more days)</w:t>
+              <w:t xml:space="preserve">100 days from today: Wednesday. 100 ÷ 7 = 14 remainder 2, so after 14 weeks it is Monday again, then 2 more days. 100 days ago: Saturday. Go back 14 weeks to a Monday, then 2 more days back: Sunday, then Saturday.</w:t>
             </w:r>
           </w:p>
         </w:tc>
@@ -30140,7 +30140,7 @@
                 <w:sz w:val="20"/>
                 <w:szCs w:val="20"/>
               </w:rPr>
-              <w:t xml:space="preserve">Workbook Think Harder 4: Write two fractions equal to 4/6: one with a smaller bottom number and one with a bigger bottom number.</w:t>
+              <w:t xml:space="preserve">Workbook Think Harder 4: Write three different fractions that are all equal to 2/3, each with a different bottom number. How do you know they are equal?</w:t>
             </w:r>
           </w:p>
         </w:tc>
@@ -30173,7 +30173,7 @@
                 <w:sz w:val="20"/>
                 <w:szCs w:val="20"/>
               </w:rPr>
-              <w:t xml:space="preserve">2/3 and 8/12</w:t>
+              <w:t xml:space="preserve">4/6, 6/9 and 8/12 are examples (the top and bottom numbers are both multiplied by 2, 3 or 4, so each piece is cut into more, smaller pieces but the shaded amount does not change; the fraction wall shows it).</w:t>
             </w:r>
           </w:p>
         </w:tc>
@@ -30211,7 +30211,7 @@
                 <w:sz w:val="20"/>
                 <w:szCs w:val="20"/>
               </w:rPr>
-              <w:t xml:space="preserve">Workbook Challenge 5: A fraction is equal to 2/3. Its bottom number is 4 more than its top number. What is the fraction?</w:t>
+              <w:t xml:space="preserve">Workbook Challenge 5: Make up your own "What fraction am I?" riddle, like: "I am equal to 3/4. My top and bottom numbers add up to ___." Choose the number so that exactly ONE fraction fits. Check it, then swap with a partner. Is your riddle always going to work for any number you choose? Explain.</w:t>
             </w:r>
           </w:p>
         </w:tc>
@@ -30244,7 +30244,7 @@
                 <w:sz w:val="20"/>
                 <w:szCs w:val="20"/>
               </w:rPr>
-              <w:t xml:space="preserve">8/12 (in 2/3 the bottom is 1 more than the top; 4 times as much: 8/12)</w:t>
+              <w:t xml:space="preserve">Answers vary. Check that the fraction is equal to the given one and that the clue fits only one fraction. Example: "I am equal to 3/4. My top and bottom numbers add up to 21." Fractions equal to 3/4 are 3/4, 6/8, 9/12, 12/16 …, with sums 7, 14, 21, 28 …, so only 9/12 fits. The riddle only works if the number is in the 7 times table (7, 14, 21, 28 …).</w:t>
             </w:r>
           </w:p>
         </w:tc>
@@ -30353,7 +30353,7 @@
                 <w:sz w:val="20"/>
                 <w:szCs w:val="20"/>
               </w:rPr>
-              <w:t xml:space="preserve">Workbook Challenge 7: Siti and Ravi each have the same size bottle of juice. Siti drinks 2/3 of her bottle. Ravi drinks 7/12 of his. Who drinks more? How much more?</w:t>
+              <w:t xml:space="preserve">Workbook Challenge 7: Find a fraction that is bigger than 2/3 but smaller than 3/4. Hint: the fraction wall has no row that helps, so cut every part into smaller equal parts. Can you find another one?</w:t>
             </w:r>
           </w:p>
         </w:tc>
@@ -30386,7 +30386,7 @@
                 <w:sz w:val="20"/>
                 <w:szCs w:val="20"/>
               </w:rPr>
-              <w:t xml:space="preserve">Siti, by 1/12 of a bottle (2/3 = 8/12, and 8/12 − 7/12 = 1/12).</w:t>
+              <w:t xml:space="preserve">17/24 (2/3 = 16/24 and 3/4 = 18/24). Another: 25/36 (2/3 = 24/36, 3/4 = 27/36). Many answers are possible: cut the parts smaller and smaller.</w:t>
             </w:r>
           </w:p>
         </w:tc>
@@ -34250,7 +34250,7 @@
                 <w:sz w:val="20"/>
                 <w:szCs w:val="20"/>
               </w:rPr>
-              <w:t xml:space="preserve">Workbook Challenge 5: A rectangle is made of 3 same-size squares in a row. Its perimeter is 32 cm. What is its area?</w:t>
+              <w:t xml:space="preserve">Workbook Challenge 5: Make up your own rectangle puzzle. Choose a rectangle with whole-cm sides, then give a partner only TWO clues about it (for example its area and its perimeter). Check that only ONE rectangle fits both clues. Which two clues did you choose, and why do they work?</w:t>
             </w:r>
           </w:p>
         </w:tc>
@@ -34283,7 +34283,7 @@
                 <w:sz w:val="20"/>
                 <w:szCs w:val="20"/>
               </w:rPr>
-              <w:t xml:space="preserve">The perimeter is 8 sides of a small square, so each side is 32 ÷ 8 = 4 cm. Area 3 × 16 = 48 cm².</w:t>
+              <w:t xml:space="preserve">Answers vary. Check that the clues fit the secret rectangle and that listing the rectangles for the first clue leaves exactly one for the second. Example: "Area 24 cm² and perimeter 20 cm". The rectangles with area 24 cm² are 24 by 1 (perimeter 50), 12 by 2 (28), 8 by 3 (22) and 6 by 4 (20), so only 6 by 4 fits.</w:t>
             </w:r>
           </w:p>
         </w:tc>
@@ -38122,7 +38122,7 @@
                 <w:sz w:val="20"/>
                 <w:szCs w:val="20"/>
               </w:rPr>
-              <w:t xml:space="preserve">Workbook Think Harder 3: At which o’clock times do the hands of a clock make a right angle?</w:t>
+              <w:t xml:space="preserve">Workbook Think Harder 3: Look at a clock face. For each o’clock time from 1 o’clock to 11 o’clock, is the angle between the hands (the short way round) smaller than, the same as, or bigger than a right angle? Put each time in the right group.</w:t>
             </w:r>
           </w:p>
         </w:tc>
@@ -38155,7 +38155,7 @@
                 <w:sz w:val="20"/>
                 <w:szCs w:val="20"/>
               </w:rPr>
-              <w:t xml:space="preserve">3 o’clock and 9 o’clock</w:t>
+              <w:t xml:space="preserve">Smaller than a right angle: 1, 2, 10 and 11 o’clock. A right angle: 3 and 9 o’clock. Bigger: 4, 5, 6, 7 and 8 o’clock (at 6 o’clock the hands make a straight line).</w:t>
             </w:r>
           </w:p>
         </w:tc>
@@ -38264,7 +38264,7 @@
                 <w:sz w:val="20"/>
                 <w:szCs w:val="20"/>
               </w:rPr>
-              <w:t xml:space="preserve">Workbook Challenge 5: A 4-sided shape has 3 right angles. Draw it. Test the 4th angle with your checker. Can a 5-sided shape have exactly 3 right angles? Draw one.</w:t>
+              <w:t xml:space="preserve">Workbook Challenge 5: Make up your own "Which shape am I?" riddle about a shape on square grid paper. Use words like sides, right angles, parallel and perpendicular, and give 3 clues. Draw the answer. Then check: can a partner draw a DIFFERENT shape that fits your clues? If yes, add a clue.</w:t>
             </w:r>
           </w:p>
         </w:tc>
@@ -38297,7 +38297,7 @@
                 <w:sz w:val="20"/>
                 <w:szCs w:val="20"/>
               </w:rPr>
-              <w:t xml:space="preserve">The 4th angle is a right angle too (it is a rectangle). Yes: cut one corner off a rectangle with one slanted cut.</w:t>
+              <w:t xml:space="preserve">Answers vary. Check that the drawn shape fits every clue and that the clues are about sides, right angles and parallel lines. Example: "I have 6 straight sides. I have 5 right angles inside me. I have one dent." (An L shape.) Other shapes could fit the first two clues, so the third clue matters.</w:t>
             </w:r>
           </w:p>
         </w:tc>
@@ -42461,7 +42461,7 @@
                 <w:sz w:val="20"/>
                 <w:szCs w:val="20"/>
               </w:rPr>
-              <w:t xml:space="preserve">Workbook Challenge 7: The clock at the station is 10 minutes fast. The train leaves when this clock shows 13:05. The trip takes 1 h 40 min. What is the real (correct) time when the train arrives? Give it in 24-hour and 12-hour time.</w:t>
+              <w:t xml:space="preserve">Workbook Challenge 7: Make up your own problem about money or time that needs at least 2 steps. Write it, solve it and check it. Then change ONE number and solve it again. What changes in the answer, and why? Swap with a partner.</w:t>
             </w:r>
           </w:p>
         </w:tc>
@@ -42494,7 +42494,7 @@
                 <w:sz w:val="20"/>
                 <w:szCs w:val="20"/>
               </w:rPr>
-              <w:t xml:space="preserve">14:35, which is 2:35 p.m. (real start 12:55; + 5 min = 13:00, + 1 h = 14:00, + 35 min = 14:35)</w:t>
+              <w:t xml:space="preserve">Answers vary. Check that the problem needs 2 or more steps, the answer is right, and the child can say what changed. Example: "Mei has $20. She buys a $7.85 book and a $5.50 water bottle. Can she also buy 3 stickers at $2.35 each?" She has $20 − $13.35 = $6.65 left, but 3 stickers cost $7.05, so she is 40¢ short. If she had $25 she would have $11.65 left, enough for the stickers, with $4.60 change.</w:t>
             </w:r>
           </w:p>
         </w:tc>
@@ -46090,7 +46090,7 @@
                 <w:sz w:val="20"/>
                 <w:szCs w:val="20"/>
               </w:rPr>
-              <w:t xml:space="preserve">Workbook Think Harder 1: In a queue, there are 4 people in front of Ravi and 7 people behind him. How many people are in the queue?</w:t>
+              <w:t xml:space="preserve">Workbook Think Harder 1: Ali has three coins: 10¢, 20¢ and 50¢. He picks one coin, or two coins, or all three. List every different amount of money he can make, in order. How many amounts are there?</w:t>
             </w:r>
           </w:p>
         </w:tc>
@@ -46123,7 +46123,7 @@
                 <w:sz w:val="20"/>
                 <w:szCs w:val="20"/>
               </w:rPr>
-              <w:t xml:space="preserve">12 (4 + 1 + 7)</w:t>
+              <w:t xml:space="preserve">7 amounts: 10¢, 20¢, 30¢ (10 + 20), 50¢, 60¢ (10 + 50), 70¢ (20 + 50), 80¢ (all three). Listing by the number of coins (one, two, three) makes sure none is missed.</w:t>
             </w:r>
           </w:p>
         </w:tc>
@@ -46374,7 +46374,7 @@
                 <w:sz w:val="20"/>
                 <w:szCs w:val="20"/>
               </w:rPr>
-              <w:t xml:space="preserve">Workbook Challenge 5: One of Ali, Ben and Mei ate the last kueh. Ali says, “Ben ate it.” Ben says, “I did not eat it.” Mei says, “I did not eat it.” Only ONE of them is telling the truth. Who ate the kueh?</w:t>
+              <w:t xml:space="preserve">Workbook Challenge 5: Make up your own logic puzzle with 3 people and 3 things (colours, pets or sports). Write 3 or 4 clues. Test it on a partner: does it have exactly ONE answer? Is there a clue you could take away and still have only one answer?</w:t>
             </w:r>
           </w:p>
         </w:tc>
@@ -46407,7 +46407,7 @@
                 <w:sz w:val="20"/>
                 <w:szCs w:val="20"/>
               </w:rPr>
-              <w:t xml:space="preserve">Mei (if Ali ate it, Ben and Mei are both truthful; if Ben ate it, Ali and Mei are both truthful; if Mei ate it, only Ben is truthful)</w:t>
+              <w:t xml:space="preserve">Answers vary. Check that the clues fit one arrangement only (try every arrangement of the 3 things). Example: Sam, Lee and Mei wear red, blue and green. Clues: Sam is not wearing red. Lee is not wearing blue. Mei is not wearing green. Sam is not wearing blue. The only answer is Sam green, Lee red, Mei blue. The clue "Mei is not wearing green" could be taken away and there is still only one answer.</w:t>
             </w:r>
           </w:p>
         </w:tc>

--- a/p3/P3_Holiday_Program_Guide.docx
+++ b/p3/P3_Holiday_Program_Guide.docx
@@ -26187,7 +26187,7 @@
                 <w:sz w:val="20"/>
                 <w:szCs w:val="20"/>
               </w:rPr>
-              <w:t xml:space="preserve">Answers vary. Check that the secret number is correct for both clues and that the list of numbers for clue 1, tested with clue 2, leaves exactly one. Example: "I am between 20 and 50. When I am divided by 5 the remainder is 2. When I am divided by 6 the remainder is 4." Numbers with remainder 2 when divided by 5: 22, 27, 32, 37, 42, 47. Only 22 leaves remainder 4 when divided by 6 (22 = 3 × 6 + 4). If the range were 20 to 60, then 52 would also fit, so the range matters.</w:t>
+              <w:t xml:space="preserve">Answers vary. Check that the number fits both clues and only ONE number does. Example: "Between 20 and 50; ÷ 5 leaves 2; ÷ 6 leaves 4." Only 22 fits (22 = 4 × 5 + 2 = 3 × 6 + 4). With the range 20 to 60, 52 would fit too.</w:t>
             </w:r>
           </w:p>
         </w:tc>
